--- a/docs/tables/whole/sec7_disc_summary.docx
+++ b/docs/tables/whole/sec7_disc_summary.docx
@@ -793,7 +793,7 @@
                 <w:szCs w:val="22"/>
                 <w:color w:val="000000"/>
               </w:rPr>
-              <w:t xml:space="preserve">0.121</w:t>
+              <w:t xml:space="preserve">0.127</w:t>
             </w:r>
           </w:p>
         </w:tc>
@@ -1117,7 +1117,7 @@
                 <w:szCs w:val="22"/>
                 <w:color w:val="000000"/>
               </w:rPr>
-              <w:t xml:space="preserve">1.29 (1.00, 1.66)</w:t>
+              <w:t xml:space="preserve">1.28 (1.00, 1.65)</w:t>
             </w:r>
           </w:p>
         </w:tc>
